--- a/buku-damri/Pengetahuan-Seputar-DAMRI.docx
+++ b/buku-damri/Pengetahuan-Seputar-DAMRI.docx
@@ -818,7 +818,7 @@
       </w:pPr>
       <w:hyperlink w:anchor="_Toc000018" w:history="1">
         <w:r>
-          <w:t xml:space="preserve">4.1 Struktur Organisasi</w:t>
+          <w:t xml:space="preserve">4.1 Struktur Organisasi Kantor Pusat</w:t>
         </w:r>
         <w:r>
           <w:tab/>
@@ -861,7 +861,7 @@
           <w:fldChar w:fldCharType="separate"/>
         </w:r>
         <w:r>
-          <w:t>13</w:t>
+          <w:t>14</w:t>
         </w:r>
         <w:r>
           <w:fldChar w:fldCharType="end"/>
@@ -870,9 +870,37 @@
     </w:p>
     <w:p>
       <w:pPr>
+        <w:pStyle w:val="TOC2"/>
+      </w:pPr>
+      <w:hyperlink w:anchor="_Toc000020" w:history="1">
+        <w:r>
+          <w:t xml:space="preserve">4.3 Struktur Organisasi Kantor Cabang</w:t>
+        </w:r>
+        <w:r>
+          <w:tab/>
+        </w:r>
+        <w:r>
+          <w:fldChar w:fldCharType="begin"/>
+        </w:r>
+        <w:r>
+          <w:instrText xml:space="preserve"> PAGEREF _Toc000020 \h </w:instrText>
+        </w:r>
+        <w:r>
+          <w:fldChar w:fldCharType="separate"/>
+        </w:r>
+        <w:r>
+          <w:t>14</w:t>
+        </w:r>
+        <w:r>
+          <w:fldChar w:fldCharType="end"/>
+        </w:r>
+      </w:hyperlink>
+    </w:p>
+    <w:p>
+      <w:pPr>
         <w:pStyle w:val="TOC1"/>
       </w:pPr>
-      <w:hyperlink w:anchor="_Toc000020" w:history="1">
+      <w:hyperlink w:anchor="_Toc000021" w:history="1">
         <w:r>
           <w:t xml:space="preserve">BAB V LAYANAN DAMRI</w:t>
         </w:r>
@@ -883,13 +911,13 @@
           <w:fldChar w:fldCharType="begin"/>
         </w:r>
         <w:r>
-          <w:instrText xml:space="preserve"> PAGEREF _Toc000020 \h </w:instrText>
+          <w:instrText xml:space="preserve"> PAGEREF _Toc000021 \h </w:instrText>
         </w:r>
         <w:r>
           <w:fldChar w:fldCharType="separate"/>
         </w:r>
         <w:r>
-          <w:t>14</w:t>
+          <w:t>16</w:t>
         </w:r>
         <w:r>
           <w:fldChar w:fldCharType="end"/>
@@ -900,7 +928,7 @@
       <w:pPr>
         <w:pStyle w:val="TOC2"/>
       </w:pPr>
-      <w:hyperlink w:anchor="_Toc000021" w:history="1">
+      <w:hyperlink w:anchor="_Toc000022" w:history="1">
         <w:r>
           <w:t xml:space="preserve">5.1 Tujuh Segmen Layanan</w:t>
         </w:r>
@@ -911,13 +939,13 @@
           <w:fldChar w:fldCharType="begin"/>
         </w:r>
         <w:r>
-          <w:instrText xml:space="preserve"> PAGEREF _Toc000021 \h </w:instrText>
+          <w:instrText xml:space="preserve"> PAGEREF _Toc000022 \h </w:instrText>
         </w:r>
         <w:r>
           <w:fldChar w:fldCharType="separate"/>
         </w:r>
         <w:r>
-          <w:t>14</w:t>
+          <w:t>16</w:t>
         </w:r>
         <w:r>
           <w:fldChar w:fldCharType="end"/>
@@ -928,7 +956,7 @@
       <w:pPr>
         <w:pStyle w:val="TOC2"/>
       </w:pPr>
-      <w:hyperlink w:anchor="_Toc000022" w:history="1">
+      <w:hyperlink w:anchor="_Toc000023" w:history="1">
         <w:r>
           <w:t xml:space="preserve">5.2 Angkutan Bandara</w:t>
         </w:r>
@@ -939,13 +967,13 @@
           <w:fldChar w:fldCharType="begin"/>
         </w:r>
         <w:r>
-          <w:instrText xml:space="preserve"> PAGEREF _Toc000022 \h </w:instrText>
+          <w:instrText xml:space="preserve"> PAGEREF _Toc000023 \h </w:instrText>
         </w:r>
         <w:r>
           <w:fldChar w:fldCharType="separate"/>
         </w:r>
         <w:r>
-          <w:t>15</w:t>
+          <w:t>17</w:t>
         </w:r>
         <w:r>
           <w:fldChar w:fldCharType="end"/>
@@ -956,7 +984,7 @@
       <w:pPr>
         <w:pStyle w:val="TOC2"/>
       </w:pPr>
-      <w:hyperlink w:anchor="_Toc000023" w:history="1">
+      <w:hyperlink w:anchor="_Toc000024" w:history="1">
         <w:r>
           <w:t xml:space="preserve">5.3 Angkutan Antarkota</w:t>
         </w:r>
@@ -967,13 +995,13 @@
           <w:fldChar w:fldCharType="begin"/>
         </w:r>
         <w:r>
-          <w:instrText xml:space="preserve"> PAGEREF _Toc000023 \h </w:instrText>
+          <w:instrText xml:space="preserve"> PAGEREF _Toc000024 \h </w:instrText>
         </w:r>
         <w:r>
           <w:fldChar w:fldCharType="separate"/>
         </w:r>
         <w:r>
-          <w:t>15</w:t>
+          <w:t>17</w:t>
         </w:r>
         <w:r>
           <w:fldChar w:fldCharType="end"/>
@@ -984,7 +1012,7 @@
       <w:pPr>
         <w:pStyle w:val="TOC2"/>
       </w:pPr>
-      <w:hyperlink w:anchor="_Toc000024" w:history="1">
+      <w:hyperlink w:anchor="_Toc000025" w:history="1">
         <w:r>
           <w:t xml:space="preserve">5.4 Angkutan Perkotaan</w:t>
         </w:r>
@@ -995,13 +1023,13 @@
           <w:fldChar w:fldCharType="begin"/>
         </w:r>
         <w:r>
-          <w:instrText xml:space="preserve"> PAGEREF _Toc000024 \h </w:instrText>
+          <w:instrText xml:space="preserve"> PAGEREF _Toc000025 \h </w:instrText>
         </w:r>
         <w:r>
           <w:fldChar w:fldCharType="separate"/>
         </w:r>
         <w:r>
-          <w:t>16</w:t>
+          <w:t>18</w:t>
         </w:r>
         <w:r>
           <w:fldChar w:fldCharType="end"/>
@@ -1012,7 +1040,7 @@
       <w:pPr>
         <w:pStyle w:val="TOC2"/>
       </w:pPr>
-      <w:hyperlink w:anchor="_Toc000025" w:history="1">
+      <w:hyperlink w:anchor="_Toc000026" w:history="1">
         <w:r>
           <w:t xml:space="preserve">5.5 Angkutan Perintis</w:t>
         </w:r>
@@ -1023,13 +1051,13 @@
           <w:fldChar w:fldCharType="begin"/>
         </w:r>
         <w:r>
-          <w:instrText xml:space="preserve"> PAGEREF _Toc000025 \h </w:instrText>
+          <w:instrText xml:space="preserve"> PAGEREF _Toc000026 \h </w:instrText>
         </w:r>
         <w:r>
           <w:fldChar w:fldCharType="separate"/>
         </w:r>
         <w:r>
-          <w:t>16</w:t>
+          <w:t>18</w:t>
         </w:r>
         <w:r>
           <w:fldChar w:fldCharType="end"/>
@@ -1040,7 +1068,7 @@
       <w:pPr>
         <w:pStyle w:val="TOC2"/>
       </w:pPr>
-      <w:hyperlink w:anchor="_Toc000026" w:history="1">
+      <w:hyperlink w:anchor="_Toc000027" w:history="1">
         <w:r>
           <w:t xml:space="preserve">5.6 Angkutan Lintas Batas Negara</w:t>
         </w:r>
@@ -1051,13 +1079,13 @@
           <w:fldChar w:fldCharType="begin"/>
         </w:r>
         <w:r>
-          <w:instrText xml:space="preserve"> PAGEREF _Toc000026 \h </w:instrText>
+          <w:instrText xml:space="preserve"> PAGEREF _Toc000027 \h </w:instrText>
         </w:r>
         <w:r>
           <w:fldChar w:fldCharType="separate"/>
         </w:r>
         <w:r>
-          <w:t>17</w:t>
+          <w:t>19</w:t>
         </w:r>
         <w:r>
           <w:fldChar w:fldCharType="end"/>
@@ -1068,7 +1096,7 @@
       <w:pPr>
         <w:pStyle w:val="TOC2"/>
       </w:pPr>
-      <w:hyperlink w:anchor="_Toc000027" w:history="1">
+      <w:hyperlink w:anchor="_Toc000028" w:history="1">
         <w:r>
           <w:t xml:space="preserve">5.7 Pariwisata dan Logistik</w:t>
         </w:r>
@@ -1079,13 +1107,13 @@
           <w:fldChar w:fldCharType="begin"/>
         </w:r>
         <w:r>
-          <w:instrText xml:space="preserve"> PAGEREF _Toc000027 \h </w:instrText>
+          <w:instrText xml:space="preserve"> PAGEREF _Toc000028 \h </w:instrText>
         </w:r>
         <w:r>
           <w:fldChar w:fldCharType="separate"/>
         </w:r>
         <w:r>
-          <w:t>17</w:t>
+          <w:t>19</w:t>
         </w:r>
         <w:r>
           <w:fldChar w:fldCharType="end"/>
@@ -1096,7 +1124,7 @@
       <w:pPr>
         <w:pStyle w:val="TOC1"/>
       </w:pPr>
-      <w:hyperlink w:anchor="_Toc000028" w:history="1">
+      <w:hyperlink w:anchor="_Toc000029" w:history="1">
         <w:r>
           <w:t xml:space="preserve">BAB VI DAMRI CABANG BANDAR LAMPUNG</w:t>
         </w:r>
@@ -1107,13 +1135,13 @@
           <w:fldChar w:fldCharType="begin"/>
         </w:r>
         <w:r>
-          <w:instrText xml:space="preserve"> PAGEREF _Toc000028 \h </w:instrText>
+          <w:instrText xml:space="preserve"> PAGEREF _Toc000029 \h </w:instrText>
         </w:r>
         <w:r>
           <w:fldChar w:fldCharType="separate"/>
         </w:r>
         <w:r>
-          <w:t>19</w:t>
+          <w:t>21</w:t>
         </w:r>
         <w:r>
           <w:fldChar w:fldCharType="end"/>
@@ -1124,7 +1152,7 @@
       <w:pPr>
         <w:pStyle w:val="TOC2"/>
       </w:pPr>
-      <w:hyperlink w:anchor="_Toc000029" w:history="1">
+      <w:hyperlink w:anchor="_Toc000030" w:history="1">
         <w:r>
           <w:t xml:space="preserve">6.1 Profil Cabang</w:t>
         </w:r>
@@ -1135,13 +1163,13 @@
           <w:fldChar w:fldCharType="begin"/>
         </w:r>
         <w:r>
-          <w:instrText xml:space="preserve"> PAGEREF _Toc000029 \h </w:instrText>
+          <w:instrText xml:space="preserve"> PAGEREF _Toc000030 \h </w:instrText>
         </w:r>
         <w:r>
           <w:fldChar w:fldCharType="separate"/>
         </w:r>
         <w:r>
-          <w:t>19</w:t>
+          <w:t>21</w:t>
         </w:r>
         <w:r>
           <w:fldChar w:fldCharType="end"/>
@@ -1152,7 +1180,7 @@
       <w:pPr>
         <w:pStyle w:val="TOC2"/>
       </w:pPr>
-      <w:hyperlink w:anchor="_Toc000030" w:history="1">
+      <w:hyperlink w:anchor="_Toc000031" w:history="1">
         <w:r>
           <w:t xml:space="preserve">6.2 Trayek dan Layanan di Lampung</w:t>
         </w:r>
@@ -1163,13 +1191,13 @@
           <w:fldChar w:fldCharType="begin"/>
         </w:r>
         <w:r>
-          <w:instrText xml:space="preserve"> PAGEREF _Toc000030 \h </w:instrText>
+          <w:instrText xml:space="preserve"> PAGEREF _Toc000031 \h </w:instrText>
         </w:r>
         <w:r>
           <w:fldChar w:fldCharType="separate"/>
         </w:r>
         <w:r>
-          <w:t>20</w:t>
+          <w:t>22</w:t>
         </w:r>
         <w:r>
           <w:fldChar w:fldCharType="end"/>
@@ -1180,7 +1208,7 @@
       <w:pPr>
         <w:pStyle w:val="TOC2"/>
       </w:pPr>
-      <w:hyperlink w:anchor="_Toc000031" w:history="1">
+      <w:hyperlink w:anchor="_Toc000032" w:history="1">
         <w:r>
           <w:t xml:space="preserve">6.3 Sarana dan Fasilitas</w:t>
         </w:r>
@@ -1191,13 +1219,13 @@
           <w:fldChar w:fldCharType="begin"/>
         </w:r>
         <w:r>
-          <w:instrText xml:space="preserve"> PAGEREF _Toc000031 \h </w:instrText>
+          <w:instrText xml:space="preserve"> PAGEREF _Toc000032 \h </w:instrText>
         </w:r>
         <w:r>
           <w:fldChar w:fldCharType="separate"/>
         </w:r>
         <w:r>
-          <w:t>21</w:t>
+          <w:t>23</w:t>
         </w:r>
         <w:r>
           <w:fldChar w:fldCharType="end"/>
@@ -1208,7 +1236,7 @@
       <w:pPr>
         <w:pStyle w:val="TOC1"/>
       </w:pPr>
-      <w:hyperlink w:anchor="_Toc000032" w:history="1">
+      <w:hyperlink w:anchor="_Toc000033" w:history="1">
         <w:r>
           <w:t xml:space="preserve">BAB VII KESELAMATAN DAN PELAYANAN</w:t>
         </w:r>
@@ -1219,13 +1247,13 @@
           <w:fldChar w:fldCharType="begin"/>
         </w:r>
         <w:r>
-          <w:instrText xml:space="preserve"> PAGEREF _Toc000032 \h </w:instrText>
+          <w:instrText xml:space="preserve"> PAGEREF _Toc000033 \h </w:instrText>
         </w:r>
         <w:r>
           <w:fldChar w:fldCharType="separate"/>
         </w:r>
         <w:r>
-          <w:t>23</w:t>
+          <w:t>25</w:t>
         </w:r>
         <w:r>
           <w:fldChar w:fldCharType="end"/>
@@ -1236,7 +1264,7 @@
       <w:pPr>
         <w:pStyle w:val="TOC2"/>
       </w:pPr>
-      <w:hyperlink w:anchor="_Toc000033" w:history="1">
+      <w:hyperlink w:anchor="_Toc000034" w:history="1">
         <w:r>
           <w:t xml:space="preserve">7.1 Budaya Keselamatan</w:t>
         </w:r>
@@ -1247,13 +1275,13 @@
           <w:fldChar w:fldCharType="begin"/>
         </w:r>
         <w:r>
-          <w:instrText xml:space="preserve"> PAGEREF _Toc000033 \h </w:instrText>
+          <w:instrText xml:space="preserve"> PAGEREF _Toc000034 \h </w:instrText>
         </w:r>
         <w:r>
           <w:fldChar w:fldCharType="separate"/>
         </w:r>
         <w:r>
-          <w:t>23</w:t>
+          <w:t>25</w:t>
         </w:r>
         <w:r>
           <w:fldChar w:fldCharType="end"/>
@@ -1264,7 +1292,7 @@
       <w:pPr>
         <w:pStyle w:val="TOC2"/>
       </w:pPr>
-      <w:hyperlink w:anchor="_Toc000034" w:history="1">
+      <w:hyperlink w:anchor="_Toc000035" w:history="1">
         <w:r>
           <w:t xml:space="preserve">7.2 Standar Pelayanan Minimal</w:t>
         </w:r>
@@ -1275,13 +1303,13 @@
           <w:fldChar w:fldCharType="begin"/>
         </w:r>
         <w:r>
-          <w:instrText xml:space="preserve"> PAGEREF _Toc000034 \h </w:instrText>
+          <w:instrText xml:space="preserve"> PAGEREF _Toc000035 \h </w:instrText>
         </w:r>
         <w:r>
           <w:fldChar w:fldCharType="separate"/>
         </w:r>
         <w:r>
-          <w:t>25</w:t>
+          <w:t>27</w:t>
         </w:r>
         <w:r>
           <w:fldChar w:fldCharType="end"/>
@@ -1292,7 +1320,7 @@
       <w:pPr>
         <w:pStyle w:val="TOC2"/>
       </w:pPr>
-      <w:hyperlink w:anchor="_Toc000035" w:history="1">
+      <w:hyperlink w:anchor="_Toc000036" w:history="1">
         <w:r>
           <w:t xml:space="preserve">7.3 Pemesanan Tiket dan Pengaduan</w:t>
         </w:r>
@@ -1303,13 +1331,13 @@
           <w:fldChar w:fldCharType="begin"/>
         </w:r>
         <w:r>
-          <w:instrText xml:space="preserve"> PAGEREF _Toc000035 \h </w:instrText>
+          <w:instrText xml:space="preserve"> PAGEREF _Toc000036 \h </w:instrText>
         </w:r>
         <w:r>
           <w:fldChar w:fldCharType="separate"/>
         </w:r>
         <w:r>
-          <w:t>25</w:t>
+          <w:t>27</w:t>
         </w:r>
         <w:r>
           <w:fldChar w:fldCharType="end"/>
@@ -1320,7 +1348,7 @@
       <w:pPr>
         <w:pStyle w:val="TOC1"/>
       </w:pPr>
-      <w:hyperlink w:anchor="_Toc000036" w:history="1">
+      <w:hyperlink w:anchor="_Toc000037" w:history="1">
         <w:r>
           <w:t xml:space="preserve">BAB VIII INSAN DAMRI</w:t>
         </w:r>
@@ -1331,13 +1359,13 @@
           <w:fldChar w:fldCharType="begin"/>
         </w:r>
         <w:r>
-          <w:instrText xml:space="preserve"> PAGEREF _Toc000036 \h </w:instrText>
+          <w:instrText xml:space="preserve"> PAGEREF _Toc000037 \h </w:instrText>
         </w:r>
         <w:r>
           <w:fldChar w:fldCharType="separate"/>
         </w:r>
         <w:r>
-          <w:t>27</w:t>
+          <w:t>29</w:t>
         </w:r>
         <w:r>
           <w:fldChar w:fldCharType="end"/>
@@ -1348,7 +1376,7 @@
       <w:pPr>
         <w:pStyle w:val="TOC2"/>
       </w:pPr>
-      <w:hyperlink w:anchor="_Toc000037" w:history="1">
+      <w:hyperlink w:anchor="_Toc000038" w:history="1">
         <w:r>
           <w:t xml:space="preserve">8.1 Pengembangan Kompetensi</w:t>
         </w:r>
@@ -1359,13 +1387,13 @@
           <w:fldChar w:fldCharType="begin"/>
         </w:r>
         <w:r>
-          <w:instrText xml:space="preserve"> PAGEREF _Toc000037 \h </w:instrText>
+          <w:instrText xml:space="preserve"> PAGEREF _Toc000038 \h </w:instrText>
         </w:r>
         <w:r>
           <w:fldChar w:fldCharType="separate"/>
         </w:r>
         <w:r>
-          <w:t>27</w:t>
+          <w:t>29</w:t>
         </w:r>
         <w:r>
           <w:fldChar w:fldCharType="end"/>
@@ -1376,7 +1404,7 @@
       <w:pPr>
         <w:pStyle w:val="TOC2"/>
       </w:pPr>
-      <w:hyperlink w:anchor="_Toc000038" w:history="1">
+      <w:hyperlink w:anchor="_Toc000039" w:history="1">
         <w:r>
           <w:t xml:space="preserve">8.2 Hak dan Kewajiban Karyawan</w:t>
         </w:r>
@@ -1387,13 +1415,13 @@
           <w:fldChar w:fldCharType="begin"/>
         </w:r>
         <w:r>
-          <w:instrText xml:space="preserve"> PAGEREF _Toc000038 \h </w:instrText>
+          <w:instrText xml:space="preserve"> PAGEREF _Toc000039 \h </w:instrText>
         </w:r>
         <w:r>
           <w:fldChar w:fldCharType="separate"/>
         </w:r>
         <w:r>
-          <w:t>28</w:t>
+          <w:t>30</w:t>
         </w:r>
         <w:r>
           <w:fldChar w:fldCharType="end"/>
@@ -1404,7 +1432,7 @@
       <w:pPr>
         <w:pStyle w:val="TOC2"/>
       </w:pPr>
-      <w:hyperlink w:anchor="_Toc000039" w:history="1">
+      <w:hyperlink w:anchor="_Toc000040" w:history="1">
         <w:r>
           <w:t xml:space="preserve">8.3 Menjadi Duta DAMRI</w:t>
         </w:r>
@@ -1415,13 +1443,13 @@
           <w:fldChar w:fldCharType="begin"/>
         </w:r>
         <w:r>
-          <w:instrText xml:space="preserve"> PAGEREF _Toc000039 \h </w:instrText>
+          <w:instrText xml:space="preserve"> PAGEREF _Toc000040 \h </w:instrText>
         </w:r>
         <w:r>
           <w:fldChar w:fldCharType="separate"/>
         </w:r>
         <w:r>
-          <w:t>29</w:t>
+          <w:t>31</w:t>
         </w:r>
         <w:r>
           <w:fldChar w:fldCharType="end"/>
@@ -1432,7 +1460,7 @@
       <w:pPr>
         <w:pStyle w:val="TOC1"/>
       </w:pPr>
-      <w:hyperlink w:anchor="_Toc000040" w:history="1">
+      <w:hyperlink w:anchor="_Toc000041" w:history="1">
         <w:r>
           <w:t xml:space="preserve">PENUTUP</w:t>
         </w:r>
@@ -1443,13 +1471,13 @@
           <w:fldChar w:fldCharType="begin"/>
         </w:r>
         <w:r>
-          <w:instrText xml:space="preserve"> PAGEREF _Toc000040 \h </w:instrText>
+          <w:instrText xml:space="preserve"> PAGEREF _Toc000041 \h </w:instrText>
         </w:r>
         <w:r>
           <w:fldChar w:fldCharType="separate"/>
         </w:r>
         <w:r>
-          <w:t>30</w:t>
+          <w:t>32</w:t>
         </w:r>
         <w:r>
           <w:fldChar w:fldCharType="end"/>
@@ -1460,7 +1488,7 @@
       <w:pPr>
         <w:pStyle w:val="TOC1"/>
       </w:pPr>
-      <w:hyperlink w:anchor="_Toc000041" w:history="1">
+      <w:hyperlink w:anchor="_Toc000042" w:history="1">
         <w:r>
           <w:t xml:space="preserve">DAFTAR PUSTAKA</w:t>
         </w:r>
@@ -1471,13 +1499,13 @@
           <w:fldChar w:fldCharType="begin"/>
         </w:r>
         <w:r>
-          <w:instrText xml:space="preserve"> PAGEREF _Toc000041 \h </w:instrText>
+          <w:instrText xml:space="preserve"> PAGEREF _Toc000042 \h </w:instrText>
         </w:r>
         <w:r>
           <w:fldChar w:fldCharType="separate"/>
         </w:r>
         <w:r>
-          <w:t>31</w:t>
+          <w:t>33</w:t>
         </w:r>
         <w:r>
           <w:fldChar w:fldCharType="end"/>
@@ -4608,7 +4636,7 @@
       </w:pPr>
       <w:bookmarkStart w:name="_Toc000018" w:id="18"/>
       <w:r>
-        <w:t xml:space="preserve">4.1 Struktur Organisasi</w:t>
+        <w:t xml:space="preserve">4.1 Struktur Organisasi Kantor Pusat</w:t>
       </w:r>
       <w:bookmarkEnd w:id="18"/>
     </w:p>
@@ -4647,7 +4675,70 @@
         <w:t xml:space="preserve">Direksi</w:t>
       </w:r>
       <w:r>
-        <w:t xml:space="preserve">. Dewan Pengawas bertugas mengawasi dan memberi nasihat kepada Direksi, sedangkan Direksi bertanggung jawab atas pengurusan perusahaan sehari-hari.</w:t>
+        <w:t xml:space="preserve">. Dewan Pengawas bertugas mengawasi dan memberi nasihat kepada Direksi, dengan dukungan Komite Audit dan Sekretaris Dewan Pengawas. Direksi bertanggung jawab atas pengurusan perusahaan sehari-hari.</w:t>
+      </w:r>
+    </w:p>
+    <w:p>
+      <w:pPr>
+        <w:keepNext/>
+        <w:spacing w:after="60" w:before="120" w:line="240" w:lineRule="auto"/>
+        <w:jc w:val="center"/>
+      </w:pPr>
+      <w:r>
+        <w:drawing>
+          <wp:inline distT="0" distB="0" distL="0" distR="0">
+            <wp:extent cx="3888106" cy="1771248"/>
+            <wp:effectExtent t="0" r="0" b="0" l="0"/>
+            <wp:docPr id="1" name="Gambar 4.1 Struktur organisasi kantor pusat Perum DAMRI tingkat Direksi" descr="Gambar 4.1 Struktur organisasi kantor pusat Perum DAMRI tingkat Direksi" title="Gambar 4.1 Struktur organisasi kantor pusat Perum DAMRI tingkat Direksi"/>
+            <wp:cNvGraphicFramePr>
+              <a:graphicFrameLocks xmlns:a="http://schemas.openxmlformats.org/drawingml/2006/main" noChangeAspect="1"/>
+            </wp:cNvGraphicFramePr>
+            <a:graphic xmlns:a="http://schemas.openxmlformats.org/drawingml/2006/main">
+              <a:graphicData uri="http://schemas.openxmlformats.org/drawingml/2006/picture">
+                <pic:pic xmlns:pic="http://schemas.openxmlformats.org/drawingml/2006/picture">
+                  <pic:nvPicPr>
+                    <pic:cNvPr id="0" name="" descr=""/>
+                    <pic:cNvPicPr>
+                      <a:picLocks noChangeAspect="1" noChangeArrowheads="1"/>
+                    </pic:cNvPicPr>
+                  </pic:nvPicPr>
+                  <pic:blipFill>
+                    <a:blip r:embed="rId11" cstate="none"/>
+                    <a:srcRect/>
+                    <a:stretch>
+                      <a:fillRect/>
+                    </a:stretch>
+                  </pic:blipFill>
+                  <pic:spPr bwMode="auto">
+                    <a:xfrm>
+                      <a:off x="0" y="0"/>
+                      <a:ext cx="3888106" cy="1771248"/>
+                    </a:xfrm>
+                    <a:prstGeom prst="rect">
+                      <a:avLst/>
+                    </a:prstGeom>
+                  </pic:spPr>
+                </pic:pic>
+              </a:graphicData>
+            </a:graphic>
+          </wp:inline>
+        </w:drawing>
+      </w:r>
+    </w:p>
+    <w:p>
+      <w:pPr>
+        <w:spacing w:after="200"/>
+        <w:jc w:val="center"/>
+      </w:pPr>
+      <w:r>
+        <w:rPr>
+          <w:i/>
+          <w:iCs/>
+          <w:color w:val="6B7280"/>
+          <w:sz w:val="18"/>
+          <w:szCs w:val="18"/>
+        </w:rPr>
+        <w:t xml:space="preserve">Gambar 4.1 Struktur organisasi kantor pusat Perum DAMRI tingkat Direksi</w:t>
       </w:r>
     </w:p>
     <w:p>
@@ -5025,10 +5116,108 @@
     </w:p>
     <w:p>
       <w:pPr>
+        <w:keepNext/>
+      </w:pPr>
+      <w:r>
+        <w:t xml:space="preserve">Di bawah Direksi terdapat unit-unit kerja setingkat divisi. Pimpinannya kini disebut </w:t>
+      </w:r>
+      <w:r>
+        <w:rPr>
+          <w:i/>
+          <w:iCs/>
+        </w:rPr>
+        <w:t xml:space="preserve">Vice President</w:t>
+      </w:r>
+      <w:r>
+        <w:t xml:space="preserve"> (VP), sebelumnya Kepala Divisi. Unit-unit tersebut antara lain:</w:t>
+      </w:r>
+    </w:p>
+    <w:p>
+      <w:pPr>
+        <w:pStyle w:val="ListParagraph"/>
+        <w:numPr>
+          <w:ilvl w:val="0"/>
+          <w:numId w:val="2"/>
+        </w:numPr>
+        <w:spacing w:after="60"/>
+      </w:pPr>
+      <w:r>
+        <w:t xml:space="preserve">Sekretariat Perusahaan (</w:t>
+      </w:r>
+      <w:r>
+        <w:rPr>
+          <w:i/>
+          <w:iCs/>
+        </w:rPr>
+        <w:t xml:space="preserve">Corporate Secretary</w:t>
+      </w:r>
+      <w:r>
+        <w:t xml:space="preserve">) dan Satuan Pengawas Internal, yang berada langsung di bawah Direktur Utama.</w:t>
+      </w:r>
+    </w:p>
+    <w:p>
+      <w:pPr>
+        <w:pStyle w:val="ListParagraph"/>
+        <w:numPr>
+          <w:ilvl w:val="0"/>
+          <w:numId w:val="2"/>
+        </w:numPr>
+        <w:spacing w:after="60"/>
+      </w:pPr>
+      <w:r>
+        <w:t xml:space="preserve">Komersial dan Pemasaran, Pengembangan Bisnis, serta Strategi Korporasi.</w:t>
+      </w:r>
+    </w:p>
+    <w:p>
+      <w:pPr>
+        <w:pStyle w:val="ListParagraph"/>
+        <w:numPr>
+          <w:ilvl w:val="0"/>
+          <w:numId w:val="2"/>
+        </w:numPr>
+        <w:spacing w:after="60"/>
+      </w:pPr>
+      <w:r>
+        <w:t xml:space="preserve">Operasional dan Keselamatan, Kualitas dan Fasilitas Pelayanan, serta Pengadaan.</w:t>
+      </w:r>
+    </w:p>
+    <w:p>
+      <w:pPr>
+        <w:pStyle w:val="ListParagraph"/>
+        <w:numPr>
+          <w:ilvl w:val="0"/>
+          <w:numId w:val="2"/>
+        </w:numPr>
+        <w:spacing w:after="140"/>
+      </w:pPr>
+      <w:r>
+        <w:t xml:space="preserve">Human Capital, </w:t>
+      </w:r>
+      <w:r>
+        <w:rPr>
+          <w:i/>
+          <w:iCs/>
+        </w:rPr>
+        <w:t xml:space="preserve">General Service</w:t>
+      </w:r>
+      <w:r>
+        <w:t xml:space="preserve">, dan Teknologi Informasi.</w:t>
+      </w:r>
+    </w:p>
+    <w:p>
+      <w:pPr>
         <w:keepNext w:val="false"/>
       </w:pPr>
       <w:r>
-        <w:t xml:space="preserve">Direksi didukung oleh unit-unit di kantor pusat, antara lain Sekretariat Perusahaan dan Satuan Pengawas Internal.</w:t>
+        <w:t xml:space="preserve">Susunan dan nama unit kerja ditetapkan melalui keputusan Direksi. Perubahan nomenklatur struktur organisasi yang terakhir ditetapkan pada 1 November 2023.</w:t>
+      </w:r>
+    </w:p>
+    <w:p>
+      <w:pPr>
+        <w:pStyle w:val="Panduan"/>
+      </w:pPr>
+      <w:r>
+        <w:t xml:space="preserve">Sesuaikan daftar unit dan pembagiannya per direktorat dengan keputusan Direksi tentang struktur organisasi yang berlaku.</w:t>
       </w:r>
     </w:p>
     <w:p>
@@ -5046,7 +5235,7 @@
         <w:keepNext w:val="false"/>
       </w:pPr>
       <w:r>
-        <w:t xml:space="preserve">Untuk menjangkau seluruh wilayah Indonesia, DAMRI memiliki </w:t>
+        <w:t xml:space="preserve">Untuk menjangkau seluruh wilayah Indonesia, DAMRI membentuk kantor Divisi Regional dan kantor cabang. Menurut profil perusahaan, DAMRI memiliki </w:t>
       </w:r>
       <w:r>
         <w:rPr>
@@ -5066,7 +5255,7 @@
         <w:t xml:space="preserve">44 kantor cabang</w:t>
       </w:r>
       <w:r>
-        <w:t xml:space="preserve">. Divisi Regional mengoordinasikan cabang-cabang di wilayahnya, sedangkan setiap cabang dipimpin oleh seorang General Manager yang bertanggung jawab atas operasional layanan di daerahnya.</w:t>
+        <w:t xml:space="preserve">. Divisi Regional mengoordinasikan cabang-cabang di wilayahnya, sedangkan setiap cabang dipimpin oleh seorang General Manager yang bertanggung jawab atas layanan di daerahnya.</w:t>
       </w:r>
     </w:p>
     <w:p>
@@ -5154,10 +5343,531 @@
     </w:p>
     <w:p>
       <w:pPr>
+        <w:pStyle w:val="Heading2"/>
+      </w:pPr>
+      <w:bookmarkStart w:name="_Toc000020" w:id="20"/>
+      <w:r>
+        <w:t xml:space="preserve">4.3 Struktur Organisasi Kantor Cabang</w:t>
+      </w:r>
+      <w:bookmarkEnd w:id="20"/>
+    </w:p>
+    <w:p>
+      <w:pPr>
+        <w:keepNext w:val="false"/>
+      </w:pPr>
+      <w:r>
+        <w:t xml:space="preserve">Kantor cabang dipimpin oleh seorang </w:t>
+      </w:r>
+      <w:r>
+        <w:rPr>
+          <w:b/>
+          <w:bCs/>
+        </w:rPr>
+        <w:t xml:space="preserve">General Manager (GM)</w:t>
+      </w:r>
+      <w:r>
+        <w:t xml:space="preserve">. Dalam menjalankan tugasnya, GM dibantu tiga manager yang masing-masing membawahi asisten manager dan staf. Gambaran umumnya sebagai berikut.</w:t>
+      </w:r>
+    </w:p>
+    <w:p>
+      <w:pPr>
+        <w:keepNext/>
+        <w:spacing w:after="60" w:before="120" w:line="240" w:lineRule="auto"/>
+        <w:jc w:val="center"/>
+      </w:pPr>
+      <w:r>
+        <w:drawing>
+          <wp:inline distT="0" distB="0" distL="0" distR="0">
+            <wp:extent cx="3888106" cy="1699246"/>
+            <wp:effectExtent t="0" r="0" b="0" l="0"/>
+            <wp:docPr id="1" name="Gambar 4.2 Gambaran umum struktur organisasi kantor cabang DAMRI" descr="Gambar 4.2 Gambaran umum struktur organisasi kantor cabang DAMRI" title="Gambar 4.2 Gambaran umum struktur organisasi kantor cabang DAMRI"/>
+            <wp:cNvGraphicFramePr>
+              <a:graphicFrameLocks xmlns:a="http://schemas.openxmlformats.org/drawingml/2006/main" noChangeAspect="1"/>
+            </wp:cNvGraphicFramePr>
+            <a:graphic xmlns:a="http://schemas.openxmlformats.org/drawingml/2006/main">
+              <a:graphicData uri="http://schemas.openxmlformats.org/drawingml/2006/picture">
+                <pic:pic xmlns:pic="http://schemas.openxmlformats.org/drawingml/2006/picture">
+                  <pic:nvPicPr>
+                    <pic:cNvPr id="0" name="" descr=""/>
+                    <pic:cNvPicPr>
+                      <a:picLocks noChangeAspect="1" noChangeArrowheads="1"/>
+                    </pic:cNvPicPr>
+                  </pic:nvPicPr>
+                  <pic:blipFill>
+                    <a:blip r:embed="rId12" cstate="none"/>
+                    <a:srcRect/>
+                    <a:stretch>
+                      <a:fillRect/>
+                    </a:stretch>
+                  </pic:blipFill>
+                  <pic:spPr bwMode="auto">
+                    <a:xfrm>
+                      <a:off x="0" y="0"/>
+                      <a:ext cx="3888106" cy="1699246"/>
+                    </a:xfrm>
+                    <a:prstGeom prst="rect">
+                      <a:avLst/>
+                    </a:prstGeom>
+                  </pic:spPr>
+                </pic:pic>
+              </a:graphicData>
+            </a:graphic>
+          </wp:inline>
+        </w:drawing>
+      </w:r>
+    </w:p>
+    <w:p>
+      <w:pPr>
+        <w:spacing w:after="200"/>
+        <w:jc w:val="center"/>
+      </w:pPr>
+      <w:r>
+        <w:rPr>
+          <w:i/>
+          <w:iCs/>
+          <w:color w:val="6B7280"/>
+          <w:sz w:val="18"/>
+          <w:szCs w:val="18"/>
+        </w:rPr>
+        <w:t xml:space="preserve">Gambar 4.2 Gambaran umum struktur organisasi kantor cabang DAMRI</w:t>
+      </w:r>
+    </w:p>
+    <w:tbl>
+      <w:tblPr>
+        <w:tblW w:type="dxa" w:w="6123"/>
+        <w:tblBorders>
+          <w:top w:val="single" w:color="C9D3E3" w:sz="4"/>
+          <w:left w:val="none" w:color="FFFFFF" w:sz="0"/>
+          <w:bottom w:val="single" w:color="C9D3E3" w:sz="4"/>
+          <w:right w:val="none" w:color="FFFFFF" w:sz="0"/>
+          <w:insideH w:val="single" w:color="C9D3E3" w:sz="4"/>
+          <w:insideV w:val="none" w:color="FFFFFF" w:sz="0"/>
+        </w:tblBorders>
+      </w:tblPr>
+      <w:tblGrid>
+        <w:gridCol w:w="2313"/>
+        <w:gridCol w:w="3810"/>
+      </w:tblGrid>
+      <w:tr>
+        <w:trPr>
+          <w:cantSplit/>
+          <w:tblHeader/>
+        </w:trPr>
+        <w:tc>
+          <w:tcPr>
+            <w:tcW w:type="dxa" w:w="2313"/>
+            <w:shd w:fill="0B3A78" w:color="auto" w:val="clear"/>
+            <w:tcMar>
+              <w:top w:type="dxa" w:w="50"/>
+              <w:left w:type="dxa" w:w="90"/>
+              <w:bottom w:type="dxa" w:w="50"/>
+              <w:right w:type="dxa" w:w="90"/>
+            </w:tcMar>
+          </w:tcPr>
+          <w:p>
+            <w:pPr>
+              <w:keepNext/>
+              <w:spacing w:after="0" w:line="264" w:lineRule="auto"/>
+              <w:jc w:val="left"/>
+            </w:pPr>
+            <w:r>
+              <w:rPr>
+                <w:b/>
+                <w:bCs/>
+                <w:color w:val="FFFFFF"/>
+                <w:sz w:val="18"/>
+                <w:szCs w:val="18"/>
+              </w:rPr>
+              <w:t xml:space="preserve">Jabatan</w:t>
+            </w:r>
+          </w:p>
+        </w:tc>
+        <w:tc>
+          <w:tcPr>
+            <w:tcW w:type="dxa" w:w="3810"/>
+            <w:shd w:fill="0B3A78" w:color="auto" w:val="clear"/>
+            <w:tcMar>
+              <w:top w:type="dxa" w:w="50"/>
+              <w:left w:type="dxa" w:w="90"/>
+              <w:bottom w:type="dxa" w:w="50"/>
+              <w:right w:type="dxa" w:w="90"/>
+            </w:tcMar>
+          </w:tcPr>
+          <w:p>
+            <w:pPr>
+              <w:keepNext/>
+              <w:spacing w:after="0" w:line="264" w:lineRule="auto"/>
+              <w:jc w:val="left"/>
+            </w:pPr>
+            <w:r>
+              <w:rPr>
+                <w:b/>
+                <w:bCs/>
+                <w:color w:val="FFFFFF"/>
+                <w:sz w:val="18"/>
+                <w:szCs w:val="18"/>
+              </w:rPr>
+              <w:t xml:space="preserve">Tugas pokok</w:t>
+            </w:r>
+          </w:p>
+        </w:tc>
+      </w:tr>
+      <w:tr>
+        <w:trPr>
+          <w:cantSplit/>
+        </w:trPr>
+        <w:tc>
+          <w:tcPr>
+            <w:tcW w:type="dxa" w:w="2313"/>
+            <w:tcMar>
+              <w:top w:type="dxa" w:w="50"/>
+              <w:left w:type="dxa" w:w="90"/>
+              <w:bottom w:type="dxa" w:w="50"/>
+              <w:right w:type="dxa" w:w="90"/>
+            </w:tcMar>
+          </w:tcPr>
+          <w:p>
+            <w:pPr>
+              <w:keepNext w:val="false"/>
+              <w:spacing w:after="0" w:line="264" w:lineRule="auto"/>
+              <w:jc w:val="left"/>
+            </w:pPr>
+            <w:r>
+              <w:rPr>
+                <w:sz w:val="18"/>
+                <w:szCs w:val="18"/>
+              </w:rPr>
+              <w:t xml:space="preserve">General Manager</w:t>
+            </w:r>
+          </w:p>
+        </w:tc>
+        <w:tc>
+          <w:tcPr>
+            <w:tcW w:type="dxa" w:w="3810"/>
+            <w:tcMar>
+              <w:top w:type="dxa" w:w="50"/>
+              <w:left w:type="dxa" w:w="90"/>
+              <w:bottom w:type="dxa" w:w="50"/>
+              <w:right w:type="dxa" w:w="90"/>
+            </w:tcMar>
+          </w:tcPr>
+          <w:p>
+            <w:pPr>
+              <w:keepNext w:val="false"/>
+              <w:spacing w:after="0" w:line="264" w:lineRule="auto"/>
+              <w:jc w:val="left"/>
+            </w:pPr>
+            <w:r>
+              <w:rPr>
+                <w:sz w:val="18"/>
+                <w:szCs w:val="18"/>
+              </w:rPr>
+              <w:t xml:space="preserve">Memimpin cabang dan bertanggung jawab atas seluruh kegiatan usaha, operasional, dan kinerja cabang.</w:t>
+            </w:r>
+          </w:p>
+        </w:tc>
+      </w:tr>
+      <w:tr>
+        <w:trPr>
+          <w:cantSplit/>
+        </w:trPr>
+        <w:tc>
+          <w:tcPr>
+            <w:tcW w:type="dxa" w:w="2313"/>
+            <w:shd w:fill="F4F7FB" w:color="auto" w:val="clear"/>
+            <w:tcMar>
+              <w:top w:type="dxa" w:w="50"/>
+              <w:left w:type="dxa" w:w="90"/>
+              <w:bottom w:type="dxa" w:w="50"/>
+              <w:right w:type="dxa" w:w="90"/>
+            </w:tcMar>
+          </w:tcPr>
+          <w:p>
+            <w:pPr>
+              <w:keepNext w:val="false"/>
+              <w:spacing w:after="0" w:line="264" w:lineRule="auto"/>
+              <w:jc w:val="left"/>
+            </w:pPr>
+            <w:r>
+              <w:rPr>
+                <w:sz w:val="18"/>
+                <w:szCs w:val="18"/>
+              </w:rPr>
+              <w:t xml:space="preserve">Manager Usaha</w:t>
+            </w:r>
+          </w:p>
+        </w:tc>
+        <w:tc>
+          <w:tcPr>
+            <w:tcW w:type="dxa" w:w="3810"/>
+            <w:shd w:fill="F4F7FB" w:color="auto" w:val="clear"/>
+            <w:tcMar>
+              <w:top w:type="dxa" w:w="50"/>
+              <w:left w:type="dxa" w:w="90"/>
+              <w:bottom w:type="dxa" w:w="50"/>
+              <w:right w:type="dxa" w:w="90"/>
+            </w:tcMar>
+          </w:tcPr>
+          <w:p>
+            <w:pPr>
+              <w:keepNext w:val="false"/>
+              <w:spacing w:after="0" w:line="264" w:lineRule="auto"/>
+              <w:jc w:val="left"/>
+            </w:pPr>
+            <w:r>
+              <w:rPr>
+                <w:sz w:val="18"/>
+                <w:szCs w:val="18"/>
+              </w:rPr>
+              <w:t xml:space="preserve">Pemasaran, pengembangan usaha, penyelenggaraan layanan angkutan, serta keselamatan dan mutu pelayanan.</w:t>
+            </w:r>
+          </w:p>
+        </w:tc>
+      </w:tr>
+      <w:tr>
+        <w:trPr>
+          <w:cantSplit/>
+        </w:trPr>
+        <w:tc>
+          <w:tcPr>
+            <w:tcW w:type="dxa" w:w="2313"/>
+            <w:tcMar>
+              <w:top w:type="dxa" w:w="50"/>
+              <w:left w:type="dxa" w:w="90"/>
+              <w:bottom w:type="dxa" w:w="50"/>
+              <w:right w:type="dxa" w:w="90"/>
+            </w:tcMar>
+          </w:tcPr>
+          <w:p>
+            <w:pPr>
+              <w:keepNext w:val="false"/>
+              <w:spacing w:after="0" w:line="264" w:lineRule="auto"/>
+              <w:jc w:val="left"/>
+            </w:pPr>
+            <w:r>
+              <w:rPr>
+                <w:sz w:val="18"/>
+                <w:szCs w:val="18"/>
+              </w:rPr>
+              <w:t xml:space="preserve">Manager Keuangan, SDM dan Umum</w:t>
+            </w:r>
+          </w:p>
+        </w:tc>
+        <w:tc>
+          <w:tcPr>
+            <w:tcW w:type="dxa" w:w="3810"/>
+            <w:tcMar>
+              <w:top w:type="dxa" w:w="50"/>
+              <w:left w:type="dxa" w:w="90"/>
+              <w:bottom w:type="dxa" w:w="50"/>
+              <w:right w:type="dxa" w:w="90"/>
+            </w:tcMar>
+          </w:tcPr>
+          <w:p>
+            <w:pPr>
+              <w:keepNext w:val="false"/>
+              <w:spacing w:after="0" w:line="264" w:lineRule="auto"/>
+              <w:jc w:val="left"/>
+            </w:pPr>
+            <w:r>
+              <w:rPr>
+                <w:sz w:val="18"/>
+                <w:szCs w:val="18"/>
+              </w:rPr>
+              <w:t xml:space="preserve">Akuntansi, anggaran, perbendaharaan, perpajakan, pengelolaan SDM, organisasi, dan administrasi umum.</w:t>
+            </w:r>
+          </w:p>
+        </w:tc>
+      </w:tr>
+      <w:tr>
+        <w:trPr>
+          <w:cantSplit/>
+        </w:trPr>
+        <w:tc>
+          <w:tcPr>
+            <w:tcW w:type="dxa" w:w="2313"/>
+            <w:shd w:fill="F4F7FB" w:color="auto" w:val="clear"/>
+            <w:tcMar>
+              <w:top w:type="dxa" w:w="50"/>
+              <w:left w:type="dxa" w:w="90"/>
+              <w:bottom w:type="dxa" w:w="50"/>
+              <w:right w:type="dxa" w:w="90"/>
+            </w:tcMar>
+          </w:tcPr>
+          <w:p>
+            <w:pPr>
+              <w:keepNext w:val="false"/>
+              <w:spacing w:after="0" w:line="264" w:lineRule="auto"/>
+              <w:jc w:val="left"/>
+            </w:pPr>
+            <w:r>
+              <w:rPr>
+                <w:sz w:val="18"/>
+                <w:szCs w:val="18"/>
+              </w:rPr>
+              <w:t xml:space="preserve">Manager Teknik</w:t>
+            </w:r>
+          </w:p>
+        </w:tc>
+        <w:tc>
+          <w:tcPr>
+            <w:tcW w:type="dxa" w:w="3810"/>
+            <w:shd w:fill="F4F7FB" w:color="auto" w:val="clear"/>
+            <w:tcMar>
+              <w:top w:type="dxa" w:w="50"/>
+              <w:left w:type="dxa" w:w="90"/>
+              <w:bottom w:type="dxa" w:w="50"/>
+              <w:right w:type="dxa" w:w="90"/>
+            </w:tcMar>
+          </w:tcPr>
+          <w:p>
+            <w:pPr>
+              <w:keepNext w:val="false"/>
+              <w:spacing w:after="0" w:line="264" w:lineRule="auto"/>
+              <w:jc w:val="left"/>
+            </w:pPr>
+            <w:r>
+              <w:rPr>
+                <w:sz w:val="18"/>
+                <w:szCs w:val="18"/>
+              </w:rPr>
+              <w:t xml:space="preserve">Perawatan dan perbaikan armada, kesiapan kendaraan, serta fasilitas bengkel.</w:t>
+            </w:r>
+          </w:p>
+        </w:tc>
+      </w:tr>
+      <w:tr>
+        <w:trPr>
+          <w:cantSplit/>
+        </w:trPr>
+        <w:tc>
+          <w:tcPr>
+            <w:tcW w:type="dxa" w:w="2313"/>
+            <w:tcMar>
+              <w:top w:type="dxa" w:w="50"/>
+              <w:left w:type="dxa" w:w="90"/>
+              <w:bottom w:type="dxa" w:w="50"/>
+              <w:right w:type="dxa" w:w="90"/>
+            </w:tcMar>
+          </w:tcPr>
+          <w:p>
+            <w:pPr>
+              <w:keepNext w:val="false"/>
+              <w:spacing w:after="0" w:line="264" w:lineRule="auto"/>
+              <w:jc w:val="left"/>
+            </w:pPr>
+            <w:r>
+              <w:rPr>
+                <w:sz w:val="18"/>
+                <w:szCs w:val="18"/>
+              </w:rPr>
+              <w:t xml:space="preserve">Asisten Manager</w:t>
+            </w:r>
+          </w:p>
+        </w:tc>
+        <w:tc>
+          <w:tcPr>
+            <w:tcW w:type="dxa" w:w="3810"/>
+            <w:tcMar>
+              <w:top w:type="dxa" w:w="50"/>
+              <w:left w:type="dxa" w:w="90"/>
+              <w:bottom w:type="dxa" w:w="50"/>
+              <w:right w:type="dxa" w:w="90"/>
+            </w:tcMar>
+          </w:tcPr>
+          <w:p>
+            <w:pPr>
+              <w:keepNext w:val="false"/>
+              <w:spacing w:after="0" w:line="264" w:lineRule="auto"/>
+              <w:jc w:val="left"/>
+            </w:pPr>
+            <w:r>
+              <w:rPr>
+                <w:sz w:val="18"/>
+                <w:szCs w:val="18"/>
+              </w:rPr>
+              <w:t xml:space="preserve">Memimpin sub-bagian di bawah masing-masing manager.</w:t>
+            </w:r>
+          </w:p>
+        </w:tc>
+      </w:tr>
+      <w:tr>
+        <w:trPr>
+          <w:cantSplit/>
+        </w:trPr>
+        <w:tc>
+          <w:tcPr>
+            <w:tcW w:type="dxa" w:w="2313"/>
+            <w:shd w:fill="F4F7FB" w:color="auto" w:val="clear"/>
+            <w:tcMar>
+              <w:top w:type="dxa" w:w="50"/>
+              <w:left w:type="dxa" w:w="90"/>
+              <w:bottom w:type="dxa" w:w="50"/>
+              <w:right w:type="dxa" w:w="90"/>
+            </w:tcMar>
+          </w:tcPr>
+          <w:p>
+            <w:pPr>
+              <w:keepNext w:val="false"/>
+              <w:spacing w:after="0" w:line="264" w:lineRule="auto"/>
+              <w:jc w:val="left"/>
+            </w:pPr>
+            <w:r>
+              <w:rPr>
+                <w:sz w:val="18"/>
+                <w:szCs w:val="18"/>
+              </w:rPr>
+              <w:t xml:space="preserve">Staf dan pelaksana</w:t>
+            </w:r>
+          </w:p>
+        </w:tc>
+        <w:tc>
+          <w:tcPr>
+            <w:tcW w:type="dxa" w:w="3810"/>
+            <w:shd w:fill="F4F7FB" w:color="auto" w:val="clear"/>
+            <w:tcMar>
+              <w:top w:type="dxa" w:w="50"/>
+              <w:left w:type="dxa" w:w="90"/>
+              <w:bottom w:type="dxa" w:w="50"/>
+              <w:right w:type="dxa" w:w="90"/>
+            </w:tcMar>
+          </w:tcPr>
+          <w:p>
+            <w:pPr>
+              <w:keepNext w:val="false"/>
+              <w:spacing w:after="0" w:line="264" w:lineRule="auto"/>
+              <w:jc w:val="left"/>
+            </w:pPr>
+            <w:r>
+              <w:rPr>
+                <w:sz w:val="18"/>
+                <w:szCs w:val="18"/>
+              </w:rPr>
+              <w:t xml:space="preserve">Staf administrasi, petugas loket, pengemudi dan awak bus, serta mekanik.</w:t>
+            </w:r>
+          </w:p>
+        </w:tc>
+      </w:tr>
+    </w:tbl>
+    <w:p>
+      <w:pPr>
+        <w:spacing w:after="0" w:line="200" w:lineRule="auto"/>
+      </w:pPr>
+    </w:p>
+    <w:p>
+      <w:pPr>
+        <w:pStyle w:val="Panduan"/>
+      </w:pPr>
+      <w:r>
+        <w:t xml:space="preserve">Sesuaikan bagan dengan surat keputusan struktur organisasi DAMRI Cabang Bandar Lampung yang berlaku. Nama pejabat dapat ditambahkan bila diperlukan.</w:t>
+      </w:r>
+    </w:p>
+    <w:p>
+      <w:pPr>
         <w:pStyle w:val="Heading1"/>
         <w:pageBreakBefore/>
       </w:pPr>
-      <w:bookmarkStart w:name="_Toc000020" w:id="20"/>
+      <w:bookmarkStart w:name="_Toc000021" w:id="21"/>
       <w:r>
         <w:rPr>
           <w:color w:val="B45309"/>
@@ -5171,7 +5881,7 @@
         <w:br/>
         <w:t xml:space="preserve">LAYANAN DAMRI</w:t>
       </w:r>
-      <w:bookmarkEnd w:id="20"/>
+      <w:bookmarkEnd w:id="21"/>
     </w:p>
     <w:p>
       <w:pPr>
@@ -5185,11 +5895,11 @@
       <w:pPr>
         <w:pStyle w:val="Heading2"/>
       </w:pPr>
-      <w:bookmarkStart w:name="_Toc000021" w:id="21"/>
+      <w:bookmarkStart w:name="_Toc000022" w:id="22"/>
       <w:r>
         <w:t xml:space="preserve">5.1 Tujuh Segmen Layanan</w:t>
       </w:r>
-      <w:bookmarkEnd w:id="21"/>
+      <w:bookmarkEnd w:id="22"/>
     </w:p>
     <w:p>
       <w:pPr>
@@ -5698,11 +6408,11 @@
       <w:pPr>
         <w:pStyle w:val="Heading2"/>
       </w:pPr>
-      <w:bookmarkStart w:name="_Toc000022" w:id="22"/>
+      <w:bookmarkStart w:name="_Toc000023" w:id="23"/>
       <w:r>
         <w:t xml:space="preserve">5.2 Angkutan Bandara</w:t>
       </w:r>
-      <w:bookmarkEnd w:id="22"/>
+      <w:bookmarkEnd w:id="23"/>
     </w:p>
     <w:p>
       <w:pPr>
@@ -5724,11 +6434,11 @@
       <w:pPr>
         <w:pStyle w:val="Heading2"/>
       </w:pPr>
-      <w:bookmarkStart w:name="_Toc000023" w:id="23"/>
+      <w:bookmarkStart w:name="_Toc000024" w:id="24"/>
       <w:r>
         <w:t xml:space="preserve">5.3 Angkutan Antarkota</w:t>
       </w:r>
-      <w:bookmarkEnd w:id="23"/>
+      <w:bookmarkEnd w:id="24"/>
     </w:p>
     <w:p>
       <w:pPr>
@@ -5811,11 +6521,11 @@
       <w:pPr>
         <w:pStyle w:val="Heading2"/>
       </w:pPr>
-      <w:bookmarkStart w:name="_Toc000024" w:id="24"/>
+      <w:bookmarkStart w:name="_Toc000025" w:id="25"/>
       <w:r>
         <w:t xml:space="preserve">5.4 Angkutan Perkotaan</w:t>
       </w:r>
-      <w:bookmarkEnd w:id="24"/>
+      <w:bookmarkEnd w:id="25"/>
     </w:p>
     <w:p>
       <w:pPr>
@@ -5966,11 +6676,11 @@
       <w:pPr>
         <w:pStyle w:val="Heading2"/>
       </w:pPr>
-      <w:bookmarkStart w:name="_Toc000025" w:id="25"/>
+      <w:bookmarkStart w:name="_Toc000026" w:id="26"/>
       <w:r>
         <w:t xml:space="preserve">5.5 Angkutan Perintis</w:t>
       </w:r>
-      <w:bookmarkEnd w:id="25"/>
+      <w:bookmarkEnd w:id="26"/>
     </w:p>
     <w:p>
       <w:pPr>
@@ -6059,11 +6769,11 @@
       <w:pPr>
         <w:pStyle w:val="Heading2"/>
       </w:pPr>
-      <w:bookmarkStart w:name="_Toc000026" w:id="26"/>
+      <w:bookmarkStart w:name="_Toc000027" w:id="27"/>
       <w:r>
         <w:t xml:space="preserve">5.6 Angkutan Lintas Batas Negara</w:t>
       </w:r>
-      <w:bookmarkEnd w:id="26"/>
+      <w:bookmarkEnd w:id="27"/>
     </w:p>
     <w:p>
       <w:pPr>
@@ -6387,11 +7097,11 @@
       <w:pPr>
         <w:pStyle w:val="Heading2"/>
       </w:pPr>
-      <w:bookmarkStart w:name="_Toc000027" w:id="27"/>
+      <w:bookmarkStart w:name="_Toc000028" w:id="28"/>
       <w:r>
         <w:t xml:space="preserve">5.7 Pariwisata dan Logistik</w:t>
       </w:r>
-      <w:bookmarkEnd w:id="27"/>
+      <w:bookmarkEnd w:id="28"/>
     </w:p>
     <w:p>
       <w:pPr>
@@ -6428,7 +7138,7 @@
         <w:pStyle w:val="Heading1"/>
         <w:pageBreakBefore/>
       </w:pPr>
-      <w:bookmarkStart w:name="_Toc000028" w:id="28"/>
+      <w:bookmarkStart w:name="_Toc000029" w:id="29"/>
       <w:r>
         <w:rPr>
           <w:color w:val="B45309"/>
@@ -6442,7 +7152,7 @@
         <w:br/>
         <w:t xml:space="preserve">DAMRI CABANG BANDAR LAMPUNG</w:t>
       </w:r>
-      <w:bookmarkEnd w:id="28"/>
+      <w:bookmarkEnd w:id="29"/>
     </w:p>
     <w:p>
       <w:pPr>
@@ -6456,11 +7166,11 @@
       <w:pPr>
         <w:pStyle w:val="Heading2"/>
       </w:pPr>
-      <w:bookmarkStart w:name="_Toc000029" w:id="29"/>
+      <w:bookmarkStart w:name="_Toc000030" w:id="30"/>
       <w:r>
         <w:t xml:space="preserve">6.1 Profil Cabang</w:t>
       </w:r>
-      <w:bookmarkEnd w:id="29"/>
+      <w:bookmarkEnd w:id="30"/>
     </w:p>
     <w:p>
       <w:pPr>
@@ -6475,7 +7185,7 @@
         <w:keepNext w:val="false"/>
       </w:pPr>
       <w:r>
-        <w:t xml:space="preserve">Cabang ini dipimpin oleh seorang General Manager dan didukung bagian-bagian yang menangani operasional, teknik, pelayanan, keuangan, serta sumber daya manusia.</w:t>
+        <w:t xml:space="preserve">Cabang ini dipimpin oleh seorang General Manager yang dibantu Manager Usaha, Manager Keuangan, SDM dan Umum, serta Manager Teknik. Susunan organisasinya dijelaskan pada subbab 4.3.</w:t>
       </w:r>
     </w:p>
     <w:tbl>
@@ -6688,11 +7398,11 @@
       <w:pPr>
         <w:pStyle w:val="Heading2"/>
       </w:pPr>
-      <w:bookmarkStart w:name="_Toc000030" w:id="30"/>
+      <w:bookmarkStart w:name="_Toc000031" w:id="31"/>
       <w:r>
         <w:t xml:space="preserve">6.2 Trayek dan Layanan di Lampung</w:t>
       </w:r>
-      <w:bookmarkEnd w:id="30"/>
+      <w:bookmarkEnd w:id="31"/>
     </w:p>
     <w:p>
       <w:pPr>
@@ -7241,11 +7951,11 @@
       <w:pPr>
         <w:pStyle w:val="Heading2"/>
       </w:pPr>
-      <w:bookmarkStart w:name="_Toc000031" w:id="31"/>
+      <w:bookmarkStart w:name="_Toc000032" w:id="32"/>
       <w:r>
         <w:t xml:space="preserve">6.3 Sarana dan Fasilitas</w:t>
       </w:r>
-      <w:bookmarkEnd w:id="31"/>
+      <w:bookmarkEnd w:id="32"/>
     </w:p>
     <w:p>
       <w:pPr>
@@ -7720,7 +8430,7 @@
         <w:pStyle w:val="Heading1"/>
         <w:pageBreakBefore/>
       </w:pPr>
-      <w:bookmarkStart w:name="_Toc000032" w:id="32"/>
+      <w:bookmarkStart w:name="_Toc000033" w:id="33"/>
       <w:r>
         <w:rPr>
           <w:color w:val="B45309"/>
@@ -7734,7 +8444,7 @@
         <w:br/>
         <w:t xml:space="preserve">KESELAMATAN DAN PELAYANAN</w:t>
       </w:r>
-      <w:bookmarkEnd w:id="32"/>
+      <w:bookmarkEnd w:id="33"/>
     </w:p>
     <w:p>
       <w:pPr>
@@ -7748,11 +8458,11 @@
       <w:pPr>
         <w:pStyle w:val="Heading2"/>
       </w:pPr>
-      <w:bookmarkStart w:name="_Toc000033" w:id="33"/>
+      <w:bookmarkStart w:name="_Toc000034" w:id="34"/>
       <w:r>
         <w:t xml:space="preserve">7.1 Budaya Keselamatan</w:t>
       </w:r>
-      <w:bookmarkEnd w:id="33"/>
+      <w:bookmarkEnd w:id="34"/>
     </w:p>
     <w:p>
       <w:pPr>
@@ -8051,11 +8761,11 @@
       <w:pPr>
         <w:pStyle w:val="Heading2"/>
       </w:pPr>
-      <w:bookmarkStart w:name="_Toc000034" w:id="34"/>
+      <w:bookmarkStart w:name="_Toc000035" w:id="35"/>
       <w:r>
         <w:t xml:space="preserve">7.2 Standar Pelayanan Minimal</w:t>
       </w:r>
-      <w:bookmarkEnd w:id="34"/>
+      <w:bookmarkEnd w:id="35"/>
     </w:p>
     <w:p>
       <w:pPr>
@@ -8499,11 +9209,11 @@
       <w:pPr>
         <w:pStyle w:val="Heading2"/>
       </w:pPr>
-      <w:bookmarkStart w:name="_Toc000035" w:id="35"/>
+      <w:bookmarkStart w:name="_Toc000036" w:id="36"/>
       <w:r>
         <w:t xml:space="preserve">7.3 Pemesanan Tiket dan Pengaduan</w:t>
       </w:r>
-      <w:bookmarkEnd w:id="35"/>
+      <w:bookmarkEnd w:id="36"/>
     </w:p>
     <w:p>
       <w:pPr>
@@ -9119,7 +9829,7 @@
         <w:pStyle w:val="Heading1"/>
         <w:pageBreakBefore/>
       </w:pPr>
-      <w:bookmarkStart w:name="_Toc000036" w:id="36"/>
+      <w:bookmarkStart w:name="_Toc000037" w:id="37"/>
       <w:r>
         <w:rPr>
           <w:color w:val="B45309"/>
@@ -9133,7 +9843,7 @@
         <w:br/>
         <w:t xml:space="preserve">INSAN DAMRI</w:t>
       </w:r>
-      <w:bookmarkEnd w:id="36"/>
+      <w:bookmarkEnd w:id="37"/>
     </w:p>
     <w:p>
       <w:pPr>
@@ -9147,11 +9857,11 @@
       <w:pPr>
         <w:pStyle w:val="Heading2"/>
       </w:pPr>
-      <w:bookmarkStart w:name="_Toc000037" w:id="37"/>
+      <w:bookmarkStart w:name="_Toc000038" w:id="38"/>
       <w:r>
         <w:t xml:space="preserve">8.1 Pengembangan Kompetensi</w:t>
       </w:r>
-      <w:bookmarkEnd w:id="37"/>
+      <w:bookmarkEnd w:id="38"/>
     </w:p>
     <w:p>
       <w:pPr>
@@ -9550,11 +10260,11 @@
       <w:pPr>
         <w:pStyle w:val="Heading2"/>
       </w:pPr>
-      <w:bookmarkStart w:name="_Toc000038" w:id="38"/>
+      <w:bookmarkStart w:name="_Toc000039" w:id="39"/>
       <w:r>
         <w:t xml:space="preserve">8.2 Hak dan Kewajiban Karyawan</w:t>
       </w:r>
-      <w:bookmarkEnd w:id="38"/>
+      <w:bookmarkEnd w:id="39"/>
     </w:p>
     <w:p>
       <w:pPr>
@@ -9990,11 +10700,11 @@
       <w:pPr>
         <w:pStyle w:val="Heading2"/>
       </w:pPr>
-      <w:bookmarkStart w:name="_Toc000039" w:id="39"/>
+      <w:bookmarkStart w:name="_Toc000040" w:id="40"/>
       <w:r>
         <w:t xml:space="preserve">8.3 Menjadi Duta DAMRI</w:t>
       </w:r>
-      <w:bookmarkEnd w:id="39"/>
+      <w:bookmarkEnd w:id="40"/>
     </w:p>
     <w:p>
       <w:pPr>
@@ -10157,11 +10867,11 @@
         <w:pStyle w:val="Heading1"/>
         <w:pageBreakBefore/>
       </w:pPr>
-      <w:bookmarkStart w:name="_Toc000040" w:id="40"/>
+      <w:bookmarkStart w:name="_Toc000041" w:id="41"/>
       <w:r>
         <w:t xml:space="preserve">PENUTUP</w:t>
       </w:r>
-      <w:bookmarkEnd w:id="40"/>
+      <w:bookmarkEnd w:id="41"/>
     </w:p>
     <w:p>
       <w:r>
@@ -10188,11 +10898,11 @@
         <w:pStyle w:val="Heading1"/>
         <w:pageBreakBefore/>
       </w:pPr>
-      <w:bookmarkStart w:name="_Toc000041" w:id="41"/>
+      <w:bookmarkStart w:name="_Toc000042" w:id="42"/>
       <w:r>
         <w:t xml:space="preserve">DAFTAR PUSTAKA</w:t>
       </w:r>
-      <w:bookmarkEnd w:id="41"/>
+      <w:bookmarkEnd w:id="42"/>
     </w:p>
     <w:p>
       <w:pPr>
